--- a/문서/사운드/전투 SFX 리스트업 기획서.docx
+++ b/문서/사운드/전투 SFX 리스트업 기획서.docx
@@ -798,7 +798,7 @@
               </mc:Choice>
               <mc:Fallback>
                 <w:pict>
-                  <v:group w14:anchorId="05A51708" id="그룹 2" o:spid="_x0000_s1026" style="position:absolute;left:0;text-align:left;margin-left:0;margin-top:0;width:432.65pt;height:448.55pt;z-index:-251695104;mso-width-percent:706;mso-height-percent:566;mso-left-percent:220;mso-top-percent:300;mso-position-horizontal-relative:page;mso-position-vertical-relative:page;mso-width-percent:706;mso-height-percent:566;mso-left-percent:220;mso-top-percent:300" coordsize="43291,44910" o:gfxdata="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">
+                  <v:group w14:anchorId="25E59113" id="그룹 2" o:spid="_x0000_s1026" style="position:absolute;left:0;text-align:left;margin-left:0;margin-top:0;width:432.65pt;height:448.55pt;z-index:-251695104;mso-width-percent:706;mso-height-percent:566;mso-left-percent:220;mso-top-percent:300;mso-position-horizontal-relative:page;mso-position-vertical-relative:page;mso-width-percent:706;mso-height-percent:566;mso-left-percent:220;mso-top-percent:300" coordsize="43291,44910" o:gfxdata="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">
                     <o:lock v:ext="edit" aspectratio="t"/>
                     <v:shape id="자유형 64" o:spid="_x0000_s1027" style="position:absolute;left:15017;width:28274;height:28352;visibility:visible;mso-wrap-style:square;v-text-anchor:top" coordsize="1781,1786" o:gfxdata="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" path="m4,1786l,1782,1776,r5,5l4,1786xe" filled="f" stroked="f">
                       <v:path arrowok="t" o:connecttype="custom" o:connectlocs="6350,2835275;0,2828925;2819400,0;2827338,7938;6350,2835275" o:connectangles="0,0,0,0,0"/>
@@ -1078,7 +1078,7 @@
       <w:pPr>
         <w:pStyle w:val="1"/>
       </w:pPr>
-      <w:bookmarkStart w:id="0" w:name="_Toc212476941"/>
+      <w:bookmarkStart w:id="0" w:name="_Toc222998540"/>
       <w:r>
         <w:rPr>
           <w:rFonts w:hint="eastAsia"/>
@@ -1282,6 +1282,84 @@
             <w:pPr>
               <w:pStyle w:val="a4"/>
               <w:spacing w:after="336"/>
+              <w:rPr>
+                <w:rFonts w:hint="eastAsia"/>
+              </w:rPr>
+            </w:pPr>
+            <w:r>
+              <w:rPr>
+                <w:rFonts w:hint="eastAsia"/>
+              </w:rPr>
+              <w:t>2026.02.26</w:t>
+            </w:r>
+          </w:p>
+        </w:tc>
+        <w:tc>
+          <w:tcPr>
+            <w:tcW w:w="7635" w:type="dxa"/>
+          </w:tcPr>
+          <w:p>
+            <w:pPr>
+              <w:pStyle w:val="a4"/>
+            </w:pPr>
+            <w:r>
+              <w:rPr>
+                <w:rFonts w:hint="eastAsia"/>
+              </w:rPr>
+              <w:t>공용 단락을 캐릭터 공용 단락으로 변경</w:t>
+            </w:r>
+          </w:p>
+          <w:p>
+            <w:pPr>
+              <w:pStyle w:val="a4"/>
+              <w:rPr>
+                <w:rFonts w:hint="eastAsia"/>
+              </w:rPr>
+            </w:pPr>
+            <w:r>
+              <w:rPr>
+                <w:rFonts w:hint="eastAsia"/>
+              </w:rPr>
+              <w:t>UI 단락 추가</w:t>
+            </w:r>
+          </w:p>
+        </w:tc>
+        <w:tc>
+          <w:tcPr>
+            <w:tcW w:w="1410" w:type="dxa"/>
+          </w:tcPr>
+          <w:p>
+            <w:pPr>
+              <w:pStyle w:val="a4"/>
+              <w:spacing w:after="336"/>
+              <w:rPr>
+                <w:rFonts w:hint="eastAsia"/>
+              </w:rPr>
+            </w:pPr>
+            <w:r>
+              <w:rPr>
+                <w:rFonts w:hint="eastAsia"/>
+              </w:rPr>
+              <w:t>차경환</w:t>
+            </w:r>
+          </w:p>
+        </w:tc>
+      </w:tr>
+      <w:tr>
+        <w:trPr>
+          <w:trHeight w:val="354"/>
+        </w:trPr>
+        <w:tc>
+          <w:tcPr>
+            <w:tcW w:w="1405" w:type="dxa"/>
+          </w:tcPr>
+          <w:p>
+            <w:pPr>
+              <w:pStyle w:val="a4"/>
+              <w:spacing w:after="336"/>
+              <w:rPr>
+                <w:rFonts w:hint="eastAsia"/>
+              </w:rPr>
             </w:pPr>
           </w:p>
         </w:tc>
@@ -1317,7 +1395,7 @@
       <w:pPr>
         <w:pStyle w:val="1"/>
       </w:pPr>
-      <w:bookmarkStart w:id="1" w:name="_Toc212476942"/>
+      <w:bookmarkStart w:id="1" w:name="_Toc222998541"/>
       <w:r>
         <w:rPr>
           <w:rFonts w:hint="eastAsia"/>
@@ -1347,7 +1425,7 @@
       <w:r>
         <w:fldChar w:fldCharType="separate"/>
       </w:r>
-      <w:hyperlink w:anchor="_Toc212476941" w:history="1">
+      <w:hyperlink w:anchor="_Toc222998540" w:history="1">
         <w:r>
           <w:rPr>
             <w:rStyle w:val="a9"/>
@@ -1374,7 +1452,7 @@
             <w:noProof/>
             <w:webHidden/>
           </w:rPr>
-          <w:instrText xml:space="preserve"> PAGEREF _Toc212476941 \h </w:instrText>
+          <w:instrText xml:space="preserve"> PAGEREF _Toc222998540 \h </w:instrText>
         </w:r>
         <w:r>
           <w:rPr>
@@ -1416,7 +1494,7 @@
           <w14:ligatures w14:val="standardContextual"/>
         </w:rPr>
       </w:pPr>
-      <w:hyperlink w:anchor="_Toc212476942" w:history="1">
+      <w:hyperlink w:anchor="_Toc222998541" w:history="1">
         <w:r>
           <w:rPr>
             <w:rStyle w:val="a9"/>
@@ -1443,7 +1521,7 @@
             <w:noProof/>
             <w:webHidden/>
           </w:rPr>
-          <w:instrText xml:space="preserve"> PAGEREF _Toc212476942 \h </w:instrText>
+          <w:instrText xml:space="preserve"> PAGEREF _Toc222998541 \h </w:instrText>
         </w:r>
         <w:r>
           <w:rPr>
@@ -1485,13 +1563,13 @@
           <w14:ligatures w14:val="standardContextual"/>
         </w:rPr>
       </w:pPr>
-      <w:hyperlink w:anchor="_Toc212476943" w:history="1">
+      <w:hyperlink w:anchor="_Toc222998542" w:history="1">
         <w:r>
           <w:rPr>
             <w:rStyle w:val="a9"/>
             <w:noProof/>
           </w:rPr>
-          <w:t>3. 단락 1</w:t>
+          <w:t>3. 개요</w:t>
         </w:r>
         <w:r>
           <w:rPr>
@@ -1512,7 +1590,13 @@
             <w:noProof/>
             <w:webHidden/>
           </w:rPr>
-          <w:instrText xml:space="preserve"> PAGEREF _Toc212476943 \h </w:instrText>
+          <w:instrText xml:space="preserve"> PAGEREF _Toc222998542 \h </w:instrText>
+        </w:r>
+        <w:r>
+          <w:rPr>
+            <w:noProof/>
+            <w:webHidden/>
+          </w:rPr>
         </w:r>
         <w:r>
           <w:rPr>
@@ -1523,13 +1607,10 @@
         </w:r>
         <w:r>
           <w:rPr>
-            <w:rFonts w:hint="eastAsia"/>
-            <w:b/>
-            <w:bCs/>
-            <w:noProof/>
-            <w:webHidden/>
-          </w:rPr>
-          <w:t>오류! 책갈피가 정의되어 있지 않습니다.</w:t>
+            <w:noProof/>
+            <w:webHidden/>
+          </w:rPr>
+          <w:t>4</w:t>
         </w:r>
         <w:r>
           <w:rPr>
@@ -1552,13 +1633,13 @@
           <w14:ligatures w14:val="standardContextual"/>
         </w:rPr>
       </w:pPr>
-      <w:hyperlink w:anchor="_Toc212476944" w:history="1">
+      <w:hyperlink w:anchor="_Toc222998543" w:history="1">
         <w:r>
           <w:rPr>
             <w:rStyle w:val="a9"/>
             <w:noProof/>
           </w:rPr>
-          <w:t>3.1. 단락 2</w:t>
+          <w:t>3.1. 기획 의도</w:t>
         </w:r>
         <w:r>
           <w:rPr>
@@ -1579,7 +1660,13 @@
             <w:noProof/>
             <w:webHidden/>
           </w:rPr>
-          <w:instrText xml:space="preserve"> PAGEREF _Toc212476944 \h </w:instrText>
+          <w:instrText xml:space="preserve"> PAGEREF _Toc222998543 \h </w:instrText>
+        </w:r>
+        <w:r>
+          <w:rPr>
+            <w:noProof/>
+            <w:webHidden/>
+          </w:rPr>
         </w:r>
         <w:r>
           <w:rPr>
@@ -1590,13 +1677,10 @@
         </w:r>
         <w:r>
           <w:rPr>
-            <w:rFonts w:hint="eastAsia"/>
-            <w:b/>
-            <w:bCs/>
-            <w:noProof/>
-            <w:webHidden/>
-          </w:rPr>
-          <w:t>오류! 책갈피가 정의되어 있지 않습니다.</w:t>
+            <w:noProof/>
+            <w:webHidden/>
+          </w:rPr>
+          <w:t>4</w:t>
         </w:r>
         <w:r>
           <w:rPr>
@@ -1609,23 +1693,23 @@
     </w:p>
     <w:p>
       <w:pPr>
-        <w:pStyle w:val="30"/>
+        <w:pStyle w:val="20"/>
         <w:tabs>
           <w:tab w:val="right" w:leader="dot" w:pos="10456"/>
         </w:tabs>
-        <w:ind w:left="800"/>
+        <w:ind w:left="400"/>
         <w:rPr>
           <w:noProof/>
           <w14:ligatures w14:val="standardContextual"/>
         </w:rPr>
       </w:pPr>
-      <w:hyperlink w:anchor="_Toc212476945" w:history="1">
+      <w:hyperlink w:anchor="_Toc222998544" w:history="1">
         <w:r>
           <w:rPr>
             <w:rStyle w:val="a9"/>
             <w:noProof/>
           </w:rPr>
-          <w:t>3.1.1. 단락 3</w:t>
+          <w:t>3.2. 기획 목표</w:t>
         </w:r>
         <w:r>
           <w:rPr>
@@ -1646,7 +1730,13 @@
             <w:noProof/>
             <w:webHidden/>
           </w:rPr>
-          <w:instrText xml:space="preserve"> PAGEREF _Toc212476945 \h </w:instrText>
+          <w:instrText xml:space="preserve"> PAGEREF _Toc222998544 \h </w:instrText>
+        </w:r>
+        <w:r>
+          <w:rPr>
+            <w:noProof/>
+            <w:webHidden/>
+          </w:rPr>
         </w:r>
         <w:r>
           <w:rPr>
@@ -1657,13 +1747,637 @@
         </w:r>
         <w:r>
           <w:rPr>
-            <w:rFonts w:hint="eastAsia"/>
-            <w:b/>
-            <w:bCs/>
-            <w:noProof/>
-            <w:webHidden/>
-          </w:rPr>
-          <w:t>오류! 책갈피가 정의되어 있지 않습니다.</w:t>
+            <w:noProof/>
+            <w:webHidden/>
+          </w:rPr>
+          <w:t>4</w:t>
+        </w:r>
+        <w:r>
+          <w:rPr>
+            <w:noProof/>
+            <w:webHidden/>
+          </w:rPr>
+          <w:fldChar w:fldCharType="end"/>
+        </w:r>
+      </w:hyperlink>
+    </w:p>
+    <w:p>
+      <w:pPr>
+        <w:pStyle w:val="20"/>
+        <w:tabs>
+          <w:tab w:val="right" w:leader="dot" w:pos="10456"/>
+        </w:tabs>
+        <w:ind w:left="400"/>
+        <w:rPr>
+          <w:noProof/>
+          <w14:ligatures w14:val="standardContextual"/>
+        </w:rPr>
+      </w:pPr>
+      <w:hyperlink w:anchor="_Toc222998545" w:history="1">
+        <w:r>
+          <w:rPr>
+            <w:rStyle w:val="a9"/>
+            <w:noProof/>
+          </w:rPr>
+          <w:t>3.3. 개념 및 정의</w:t>
+        </w:r>
+        <w:r>
+          <w:rPr>
+            <w:noProof/>
+            <w:webHidden/>
+          </w:rPr>
+          <w:tab/>
+        </w:r>
+        <w:r>
+          <w:rPr>
+            <w:noProof/>
+            <w:webHidden/>
+          </w:rPr>
+          <w:fldChar w:fldCharType="begin"/>
+        </w:r>
+        <w:r>
+          <w:rPr>
+            <w:noProof/>
+            <w:webHidden/>
+          </w:rPr>
+          <w:instrText xml:space="preserve"> PAGEREF _Toc222998545 \h </w:instrText>
+        </w:r>
+        <w:r>
+          <w:rPr>
+            <w:noProof/>
+            <w:webHidden/>
+          </w:rPr>
+        </w:r>
+        <w:r>
+          <w:rPr>
+            <w:noProof/>
+            <w:webHidden/>
+          </w:rPr>
+          <w:fldChar w:fldCharType="separate"/>
+        </w:r>
+        <w:r>
+          <w:rPr>
+            <w:noProof/>
+            <w:webHidden/>
+          </w:rPr>
+          <w:t>4</w:t>
+        </w:r>
+        <w:r>
+          <w:rPr>
+            <w:noProof/>
+            <w:webHidden/>
+          </w:rPr>
+          <w:fldChar w:fldCharType="end"/>
+        </w:r>
+      </w:hyperlink>
+    </w:p>
+    <w:p>
+      <w:pPr>
+        <w:pStyle w:val="11"/>
+        <w:tabs>
+          <w:tab w:val="right" w:leader="dot" w:pos="10456"/>
+        </w:tabs>
+        <w:rPr>
+          <w:noProof/>
+          <w14:ligatures w14:val="standardContextual"/>
+        </w:rPr>
+      </w:pPr>
+      <w:hyperlink w:anchor="_Toc222998546" w:history="1">
+        <w:r>
+          <w:rPr>
+            <w:rStyle w:val="a9"/>
+            <w:noProof/>
+          </w:rPr>
+          <w:t>4. 플레이어 캐릭터</w:t>
+        </w:r>
+        <w:r>
+          <w:rPr>
+            <w:noProof/>
+            <w:webHidden/>
+          </w:rPr>
+          <w:tab/>
+        </w:r>
+        <w:r>
+          <w:rPr>
+            <w:noProof/>
+            <w:webHidden/>
+          </w:rPr>
+          <w:fldChar w:fldCharType="begin"/>
+        </w:r>
+        <w:r>
+          <w:rPr>
+            <w:noProof/>
+            <w:webHidden/>
+          </w:rPr>
+          <w:instrText xml:space="preserve"> PAGEREF _Toc222998546 \h </w:instrText>
+        </w:r>
+        <w:r>
+          <w:rPr>
+            <w:noProof/>
+            <w:webHidden/>
+          </w:rPr>
+        </w:r>
+        <w:r>
+          <w:rPr>
+            <w:noProof/>
+            <w:webHidden/>
+          </w:rPr>
+          <w:fldChar w:fldCharType="separate"/>
+        </w:r>
+        <w:r>
+          <w:rPr>
+            <w:noProof/>
+            <w:webHidden/>
+          </w:rPr>
+          <w:t>5</w:t>
+        </w:r>
+        <w:r>
+          <w:rPr>
+            <w:noProof/>
+            <w:webHidden/>
+          </w:rPr>
+          <w:fldChar w:fldCharType="end"/>
+        </w:r>
+      </w:hyperlink>
+    </w:p>
+    <w:p>
+      <w:pPr>
+        <w:pStyle w:val="20"/>
+        <w:tabs>
+          <w:tab w:val="right" w:leader="dot" w:pos="10456"/>
+        </w:tabs>
+        <w:ind w:left="400"/>
+        <w:rPr>
+          <w:noProof/>
+          <w14:ligatures w14:val="standardContextual"/>
+        </w:rPr>
+      </w:pPr>
+      <w:hyperlink w:anchor="_Toc222998547" w:history="1">
+        <w:r>
+          <w:rPr>
+            <w:rStyle w:val="a9"/>
+            <w:noProof/>
+          </w:rPr>
+          <w:t>4.1. 피격음</w:t>
+        </w:r>
+        <w:r>
+          <w:rPr>
+            <w:noProof/>
+            <w:webHidden/>
+          </w:rPr>
+          <w:tab/>
+        </w:r>
+        <w:r>
+          <w:rPr>
+            <w:noProof/>
+            <w:webHidden/>
+          </w:rPr>
+          <w:fldChar w:fldCharType="begin"/>
+        </w:r>
+        <w:r>
+          <w:rPr>
+            <w:noProof/>
+            <w:webHidden/>
+          </w:rPr>
+          <w:instrText xml:space="preserve"> PAGEREF _Toc222998547 \h </w:instrText>
+        </w:r>
+        <w:r>
+          <w:rPr>
+            <w:noProof/>
+            <w:webHidden/>
+          </w:rPr>
+        </w:r>
+        <w:r>
+          <w:rPr>
+            <w:noProof/>
+            <w:webHidden/>
+          </w:rPr>
+          <w:fldChar w:fldCharType="separate"/>
+        </w:r>
+        <w:r>
+          <w:rPr>
+            <w:noProof/>
+            <w:webHidden/>
+          </w:rPr>
+          <w:t>5</w:t>
+        </w:r>
+        <w:r>
+          <w:rPr>
+            <w:noProof/>
+            <w:webHidden/>
+          </w:rPr>
+          <w:fldChar w:fldCharType="end"/>
+        </w:r>
+      </w:hyperlink>
+    </w:p>
+    <w:p>
+      <w:pPr>
+        <w:pStyle w:val="11"/>
+        <w:tabs>
+          <w:tab w:val="right" w:leader="dot" w:pos="10456"/>
+        </w:tabs>
+        <w:rPr>
+          <w:noProof/>
+          <w14:ligatures w14:val="standardContextual"/>
+        </w:rPr>
+      </w:pPr>
+      <w:hyperlink w:anchor="_Toc222998548" w:history="1">
+        <w:r>
+          <w:rPr>
+            <w:rStyle w:val="a9"/>
+            <w:noProof/>
+          </w:rPr>
+          <w:t>5. 몬스터</w:t>
+        </w:r>
+        <w:r>
+          <w:rPr>
+            <w:noProof/>
+            <w:webHidden/>
+          </w:rPr>
+          <w:tab/>
+        </w:r>
+        <w:r>
+          <w:rPr>
+            <w:noProof/>
+            <w:webHidden/>
+          </w:rPr>
+          <w:fldChar w:fldCharType="begin"/>
+        </w:r>
+        <w:r>
+          <w:rPr>
+            <w:noProof/>
+            <w:webHidden/>
+          </w:rPr>
+          <w:instrText xml:space="preserve"> PAGEREF _Toc222998548 \h </w:instrText>
+        </w:r>
+        <w:r>
+          <w:rPr>
+            <w:noProof/>
+            <w:webHidden/>
+          </w:rPr>
+        </w:r>
+        <w:r>
+          <w:rPr>
+            <w:noProof/>
+            <w:webHidden/>
+          </w:rPr>
+          <w:fldChar w:fldCharType="separate"/>
+        </w:r>
+        <w:r>
+          <w:rPr>
+            <w:noProof/>
+            <w:webHidden/>
+          </w:rPr>
+          <w:t>6</w:t>
+        </w:r>
+        <w:r>
+          <w:rPr>
+            <w:noProof/>
+            <w:webHidden/>
+          </w:rPr>
+          <w:fldChar w:fldCharType="end"/>
+        </w:r>
+      </w:hyperlink>
+    </w:p>
+    <w:p>
+      <w:pPr>
+        <w:pStyle w:val="20"/>
+        <w:tabs>
+          <w:tab w:val="right" w:leader="dot" w:pos="10456"/>
+        </w:tabs>
+        <w:ind w:left="400"/>
+        <w:rPr>
+          <w:noProof/>
+          <w14:ligatures w14:val="standardContextual"/>
+        </w:rPr>
+      </w:pPr>
+      <w:hyperlink w:anchor="_Toc222998549" w:history="1">
+        <w:r>
+          <w:rPr>
+            <w:rStyle w:val="a9"/>
+            <w:noProof/>
+          </w:rPr>
+          <w:t>5.1. 피격음</w:t>
+        </w:r>
+        <w:r>
+          <w:rPr>
+            <w:noProof/>
+            <w:webHidden/>
+          </w:rPr>
+          <w:tab/>
+        </w:r>
+        <w:r>
+          <w:rPr>
+            <w:noProof/>
+            <w:webHidden/>
+          </w:rPr>
+          <w:fldChar w:fldCharType="begin"/>
+        </w:r>
+        <w:r>
+          <w:rPr>
+            <w:noProof/>
+            <w:webHidden/>
+          </w:rPr>
+          <w:instrText xml:space="preserve"> PAGEREF _Toc222998549 \h </w:instrText>
+        </w:r>
+        <w:r>
+          <w:rPr>
+            <w:noProof/>
+            <w:webHidden/>
+          </w:rPr>
+        </w:r>
+        <w:r>
+          <w:rPr>
+            <w:noProof/>
+            <w:webHidden/>
+          </w:rPr>
+          <w:fldChar w:fldCharType="separate"/>
+        </w:r>
+        <w:r>
+          <w:rPr>
+            <w:noProof/>
+            <w:webHidden/>
+          </w:rPr>
+          <w:t>6</w:t>
+        </w:r>
+        <w:r>
+          <w:rPr>
+            <w:noProof/>
+            <w:webHidden/>
+          </w:rPr>
+          <w:fldChar w:fldCharType="end"/>
+        </w:r>
+      </w:hyperlink>
+    </w:p>
+    <w:p>
+      <w:pPr>
+        <w:pStyle w:val="20"/>
+        <w:tabs>
+          <w:tab w:val="right" w:leader="dot" w:pos="10456"/>
+        </w:tabs>
+        <w:ind w:left="400"/>
+        <w:rPr>
+          <w:noProof/>
+          <w14:ligatures w14:val="standardContextual"/>
+        </w:rPr>
+      </w:pPr>
+      <w:hyperlink w:anchor="_Toc222998550" w:history="1">
+        <w:r>
+          <w:rPr>
+            <w:rStyle w:val="a9"/>
+            <w:noProof/>
+          </w:rPr>
+          <w:t>5.2. 공격음</w:t>
+        </w:r>
+        <w:r>
+          <w:rPr>
+            <w:noProof/>
+            <w:webHidden/>
+          </w:rPr>
+          <w:tab/>
+        </w:r>
+        <w:r>
+          <w:rPr>
+            <w:noProof/>
+            <w:webHidden/>
+          </w:rPr>
+          <w:fldChar w:fldCharType="begin"/>
+        </w:r>
+        <w:r>
+          <w:rPr>
+            <w:noProof/>
+            <w:webHidden/>
+          </w:rPr>
+          <w:instrText xml:space="preserve"> PAGEREF _Toc222998550 \h </w:instrText>
+        </w:r>
+        <w:r>
+          <w:rPr>
+            <w:noProof/>
+            <w:webHidden/>
+          </w:rPr>
+        </w:r>
+        <w:r>
+          <w:rPr>
+            <w:noProof/>
+            <w:webHidden/>
+          </w:rPr>
+          <w:fldChar w:fldCharType="separate"/>
+        </w:r>
+        <w:r>
+          <w:rPr>
+            <w:noProof/>
+            <w:webHidden/>
+          </w:rPr>
+          <w:t>6</w:t>
+        </w:r>
+        <w:r>
+          <w:rPr>
+            <w:noProof/>
+            <w:webHidden/>
+          </w:rPr>
+          <w:fldChar w:fldCharType="end"/>
+        </w:r>
+      </w:hyperlink>
+    </w:p>
+    <w:p>
+      <w:pPr>
+        <w:pStyle w:val="11"/>
+        <w:tabs>
+          <w:tab w:val="right" w:leader="dot" w:pos="10456"/>
+        </w:tabs>
+        <w:rPr>
+          <w:noProof/>
+          <w14:ligatures w14:val="standardContextual"/>
+        </w:rPr>
+      </w:pPr>
+      <w:hyperlink w:anchor="_Toc222998551" w:history="1">
+        <w:r>
+          <w:rPr>
+            <w:rStyle w:val="a9"/>
+            <w:noProof/>
+          </w:rPr>
+          <w:t>6. 공용</w:t>
+        </w:r>
+        <w:r>
+          <w:rPr>
+            <w:noProof/>
+            <w:webHidden/>
+          </w:rPr>
+          <w:tab/>
+        </w:r>
+        <w:r>
+          <w:rPr>
+            <w:noProof/>
+            <w:webHidden/>
+          </w:rPr>
+          <w:fldChar w:fldCharType="begin"/>
+        </w:r>
+        <w:r>
+          <w:rPr>
+            <w:noProof/>
+            <w:webHidden/>
+          </w:rPr>
+          <w:instrText xml:space="preserve"> PAGEREF _Toc222998551 \h </w:instrText>
+        </w:r>
+        <w:r>
+          <w:rPr>
+            <w:noProof/>
+            <w:webHidden/>
+          </w:rPr>
+        </w:r>
+        <w:r>
+          <w:rPr>
+            <w:noProof/>
+            <w:webHidden/>
+          </w:rPr>
+          <w:fldChar w:fldCharType="separate"/>
+        </w:r>
+        <w:r>
+          <w:rPr>
+            <w:noProof/>
+            <w:webHidden/>
+          </w:rPr>
+          <w:t>7</w:t>
+        </w:r>
+        <w:r>
+          <w:rPr>
+            <w:noProof/>
+            <w:webHidden/>
+          </w:rPr>
+          <w:fldChar w:fldCharType="end"/>
+        </w:r>
+      </w:hyperlink>
+    </w:p>
+    <w:p>
+      <w:pPr>
+        <w:pStyle w:val="20"/>
+        <w:tabs>
+          <w:tab w:val="right" w:leader="dot" w:pos="10456"/>
+        </w:tabs>
+        <w:ind w:left="400"/>
+        <w:rPr>
+          <w:noProof/>
+          <w14:ligatures w14:val="standardContextual"/>
+        </w:rPr>
+      </w:pPr>
+      <w:hyperlink w:anchor="_Toc222998552" w:history="1">
+        <w:r>
+          <w:rPr>
+            <w:rStyle w:val="a9"/>
+            <w:noProof/>
+          </w:rPr>
+          <w:t>6.1. 피격음</w:t>
+        </w:r>
+        <w:r>
+          <w:rPr>
+            <w:noProof/>
+            <w:webHidden/>
+          </w:rPr>
+          <w:tab/>
+        </w:r>
+        <w:r>
+          <w:rPr>
+            <w:noProof/>
+            <w:webHidden/>
+          </w:rPr>
+          <w:fldChar w:fldCharType="begin"/>
+        </w:r>
+        <w:r>
+          <w:rPr>
+            <w:noProof/>
+            <w:webHidden/>
+          </w:rPr>
+          <w:instrText xml:space="preserve"> PAGEREF _Toc222998552 \h </w:instrText>
+        </w:r>
+        <w:r>
+          <w:rPr>
+            <w:noProof/>
+            <w:webHidden/>
+          </w:rPr>
+        </w:r>
+        <w:r>
+          <w:rPr>
+            <w:noProof/>
+            <w:webHidden/>
+          </w:rPr>
+          <w:fldChar w:fldCharType="separate"/>
+        </w:r>
+        <w:r>
+          <w:rPr>
+            <w:noProof/>
+            <w:webHidden/>
+          </w:rPr>
+          <w:t>7</w:t>
+        </w:r>
+        <w:r>
+          <w:rPr>
+            <w:noProof/>
+            <w:webHidden/>
+          </w:rPr>
+          <w:fldChar w:fldCharType="end"/>
+        </w:r>
+      </w:hyperlink>
+    </w:p>
+    <w:p>
+      <w:pPr>
+        <w:pStyle w:val="20"/>
+        <w:tabs>
+          <w:tab w:val="right" w:leader="dot" w:pos="10456"/>
+        </w:tabs>
+        <w:ind w:left="400"/>
+        <w:rPr>
+          <w:noProof/>
+          <w14:ligatures w14:val="standardContextual"/>
+        </w:rPr>
+      </w:pPr>
+      <w:hyperlink w:anchor="_Toc222998553" w:history="1">
+        <w:r>
+          <w:rPr>
+            <w:rStyle w:val="a9"/>
+            <w:noProof/>
+          </w:rPr>
+          <w:t>6.2. 발소리</w:t>
+        </w:r>
+        <w:r>
+          <w:rPr>
+            <w:noProof/>
+            <w:webHidden/>
+          </w:rPr>
+          <w:tab/>
+        </w:r>
+        <w:r>
+          <w:rPr>
+            <w:noProof/>
+            <w:webHidden/>
+          </w:rPr>
+          <w:fldChar w:fldCharType="begin"/>
+        </w:r>
+        <w:r>
+          <w:rPr>
+            <w:noProof/>
+            <w:webHidden/>
+          </w:rPr>
+          <w:instrText xml:space="preserve"> PAGEREF _Toc222998553 \h </w:instrText>
+        </w:r>
+        <w:r>
+          <w:rPr>
+            <w:noProof/>
+            <w:webHidden/>
+          </w:rPr>
+        </w:r>
+        <w:r>
+          <w:rPr>
+            <w:noProof/>
+            <w:webHidden/>
+          </w:rPr>
+          <w:fldChar w:fldCharType="separate"/>
+        </w:r>
+        <w:r>
+          <w:rPr>
+            <w:noProof/>
+            <w:webHidden/>
+          </w:rPr>
+          <w:t>7</w:t>
         </w:r>
         <w:r>
           <w:rPr>
@@ -1686,6 +2400,7 @@
       <w:pPr>
         <w:pStyle w:val="1"/>
       </w:pPr>
+      <w:bookmarkStart w:id="2" w:name="_Toc222998542"/>
       <w:r>
         <w:rPr>
           <w:rFonts w:hint="eastAsia"/>
@@ -1693,6 +2408,7 @@
         <w:lastRenderedPageBreak/>
         <w:t>개요</w:t>
       </w:r>
+      <w:bookmarkEnd w:id="2"/>
     </w:p>
     <w:p>
       <w:pPr>
@@ -1714,12 +2430,14 @@
       <w:pPr>
         <w:pStyle w:val="2"/>
       </w:pPr>
+      <w:bookmarkStart w:id="3" w:name="_Toc222998543"/>
       <w:r>
         <w:rPr>
           <w:rFonts w:hint="eastAsia"/>
         </w:rPr>
         <w:t>기획 의도</w:t>
       </w:r>
+      <w:bookmarkEnd w:id="3"/>
     </w:p>
     <w:p>
       <w:pPr>
@@ -1771,12 +2489,14 @@
       <w:pPr>
         <w:pStyle w:val="2"/>
       </w:pPr>
+      <w:bookmarkStart w:id="4" w:name="_Toc222998544"/>
       <w:r>
         <w:rPr>
           <w:rFonts w:hint="eastAsia"/>
         </w:rPr>
         <w:t>기획 목표</w:t>
       </w:r>
+      <w:bookmarkEnd w:id="4"/>
     </w:p>
     <w:p>
       <w:pPr>
@@ -1816,12 +2536,14 @@
       <w:pPr>
         <w:pStyle w:val="2"/>
       </w:pPr>
+      <w:bookmarkStart w:id="5" w:name="_Toc222998545"/>
       <w:r>
         <w:rPr>
           <w:rFonts w:hint="eastAsia"/>
         </w:rPr>
         <w:t>개념 및 정의</w:t>
       </w:r>
+      <w:bookmarkEnd w:id="5"/>
     </w:p>
     <w:p>
       <w:pPr>
@@ -1842,6 +2564,7 @@
       <w:pPr>
         <w:pStyle w:val="1"/>
       </w:pPr>
+      <w:bookmarkStart w:id="6" w:name="_Toc222998546"/>
       <w:r>
         <w:rPr>
           <w:rFonts w:hint="eastAsia"/>
@@ -1849,12 +2572,13 @@
         <w:lastRenderedPageBreak/>
         <w:t>플레이어 캐릭터</w:t>
       </w:r>
+      <w:bookmarkEnd w:id="6"/>
     </w:p>
     <w:p>
       <w:pPr>
         <w:pStyle w:val="a4"/>
       </w:pPr>
-      <w:bookmarkStart w:id="2" w:name="_Hlk218938047"/>
+      <w:bookmarkStart w:id="7" w:name="_Hlk218938047"/>
       <w:r>
         <w:rPr>
           <w:rFonts w:hint="eastAsia"/>
@@ -1880,7 +2604,7 @@
         <w:t xml:space="preserve"> 사운드 효과음에 대해서 서술하는 단락이다.</w:t>
       </w:r>
     </w:p>
-    <w:bookmarkEnd w:id="2"/>
+    <w:bookmarkEnd w:id="7"/>
     <w:p>
       <w:pPr>
         <w:pStyle w:val="a4"/>
@@ -1890,12 +2614,14 @@
       <w:pPr>
         <w:pStyle w:val="2"/>
       </w:pPr>
+      <w:bookmarkStart w:id="8" w:name="_Toc222998547"/>
       <w:r>
         <w:rPr>
           <w:rFonts w:hint="eastAsia"/>
         </w:rPr>
         <w:t>피격음</w:t>
       </w:r>
+      <w:bookmarkEnd w:id="8"/>
     </w:p>
     <w:tbl>
       <w:tblPr>
@@ -2521,6 +3247,7 @@
       <w:pPr>
         <w:pStyle w:val="1"/>
       </w:pPr>
+      <w:bookmarkStart w:id="9" w:name="_Toc222998548"/>
       <w:r>
         <w:rPr>
           <w:rFonts w:hint="eastAsia"/>
@@ -2528,6 +3255,7 @@
         <w:lastRenderedPageBreak/>
         <w:t>몬스터</w:t>
       </w:r>
+      <w:bookmarkEnd w:id="9"/>
     </w:p>
     <w:p>
       <w:pPr>
@@ -2549,12 +3277,14 @@
       <w:pPr>
         <w:pStyle w:val="2"/>
       </w:pPr>
+      <w:bookmarkStart w:id="10" w:name="_Toc222998549"/>
       <w:r>
         <w:rPr>
           <w:rFonts w:hint="eastAsia"/>
         </w:rPr>
         <w:t>피격음</w:t>
       </w:r>
+      <w:bookmarkEnd w:id="10"/>
     </w:p>
     <w:tbl>
       <w:tblPr>
@@ -3350,12 +4080,14 @@
       <w:pPr>
         <w:pStyle w:val="2"/>
       </w:pPr>
+      <w:bookmarkStart w:id="11" w:name="_Toc222998550"/>
       <w:r>
         <w:rPr>
           <w:rFonts w:hint="eastAsia"/>
         </w:rPr>
         <w:t>공격음</w:t>
       </w:r>
+      <w:bookmarkEnd w:id="11"/>
     </w:p>
     <w:tbl>
       <w:tblPr>
@@ -3813,13 +4545,21 @@
       <w:pPr>
         <w:pStyle w:val="1"/>
       </w:pPr>
+      <w:bookmarkStart w:id="12" w:name="_Toc222998551"/>
       <w:r>
         <w:rPr>
           <w:rFonts w:hint="eastAsia"/>
         </w:rPr>
         <w:lastRenderedPageBreak/>
+        <w:t xml:space="preserve">캐릭터 </w:t>
+      </w:r>
+      <w:r>
+        <w:rPr>
+          <w:rFonts w:hint="eastAsia"/>
+        </w:rPr>
         <w:t>공용</w:t>
       </w:r>
+      <w:bookmarkEnd w:id="12"/>
     </w:p>
     <w:p>
       <w:pPr>
@@ -3841,12 +4581,14 @@
       <w:pPr>
         <w:pStyle w:val="2"/>
       </w:pPr>
+      <w:bookmarkStart w:id="13" w:name="_Toc222998552"/>
       <w:r>
         <w:rPr>
           <w:rFonts w:hint="eastAsia"/>
         </w:rPr>
         <w:t>피격음</w:t>
       </w:r>
+      <w:bookmarkEnd w:id="13"/>
     </w:p>
     <w:tbl>
       <w:tblPr>
@@ -4294,12 +5036,14 @@
       <w:pPr>
         <w:pStyle w:val="2"/>
       </w:pPr>
+      <w:bookmarkStart w:id="14" w:name="_Toc222998553"/>
       <w:r>
         <w:rPr>
           <w:rFonts w:hint="eastAsia"/>
         </w:rPr>
         <w:t>발소리</w:t>
       </w:r>
+      <w:bookmarkEnd w:id="14"/>
     </w:p>
     <w:tbl>
       <w:tblPr>
@@ -4710,13 +5454,361 @@
       </w:pPr>
     </w:p>
     <w:p>
-      <w:pPr>
-        <w:pStyle w:val="a4"/>
-      </w:pPr>
+      <w:r>
+        <w:br w:type="page"/>
+      </w:r>
     </w:p>
     <w:p>
       <w:pPr>
+        <w:pStyle w:val="1"/>
+        <w:rPr>
+          <w:rFonts w:hint="eastAsia"/>
+        </w:rPr>
+      </w:pPr>
+      <w:r>
+        <w:rPr>
+          <w:rFonts w:hint="eastAsia"/>
+        </w:rPr>
+        <w:lastRenderedPageBreak/>
+        <w:t>UI</w:t>
+      </w:r>
+    </w:p>
+    <w:p>
+      <w:pPr>
         <w:pStyle w:val="a4"/>
+      </w:pPr>
+      <w:r>
+        <w:rPr>
+          <w:rFonts w:hint="eastAsia"/>
+        </w:rPr>
+        <w:t>UI 선택시</w:t>
+      </w:r>
+      <w:r>
+        <w:rPr>
+          <w:rFonts w:hint="eastAsia"/>
+        </w:rPr>
+        <w:t xml:space="preserve"> 사용되는 사운드 효과음에 대해서 다룬다.</w:t>
+      </w:r>
+    </w:p>
+    <w:p>
+      <w:pPr>
+        <w:pStyle w:val="a4"/>
+      </w:pPr>
+    </w:p>
+    <w:p>
+      <w:pPr>
+        <w:pStyle w:val="2"/>
+      </w:pPr>
+      <w:r>
+        <w:rPr>
+          <w:rFonts w:hint="eastAsia"/>
+        </w:rPr>
+        <w:t>UI 조작음</w:t>
+      </w:r>
+    </w:p>
+    <w:tbl>
+      <w:tblPr>
+        <w:tblStyle w:val="a5"/>
+        <w:tblW w:w="10473" w:type="dxa"/>
+        <w:tblLook w:val="04A0" w:firstRow="1" w:lastRow="0" w:firstColumn="1" w:lastColumn="0" w:noHBand="0" w:noVBand="1"/>
+      </w:tblPr>
+      <w:tblGrid>
+        <w:gridCol w:w="1058"/>
+        <w:gridCol w:w="1062"/>
+        <w:gridCol w:w="1511"/>
+        <w:gridCol w:w="2743"/>
+        <w:gridCol w:w="4099"/>
+      </w:tblGrid>
+      <w:tr>
+        <w:tc>
+          <w:tcPr>
+            <w:tcW w:w="1058" w:type="dxa"/>
+          </w:tcPr>
+          <w:p>
+            <w:pPr>
+              <w:pStyle w:val="a4"/>
+              <w:jc w:val="center"/>
+              <w:rPr>
+                <w:sz w:val="16"/>
+                <w:szCs w:val="18"/>
+              </w:rPr>
+            </w:pPr>
+            <w:r>
+              <w:rPr>
+                <w:rFonts w:hint="eastAsia"/>
+                <w:b/>
+                <w:bCs/>
+                <w:sz w:val="18"/>
+                <w:szCs w:val="20"/>
+              </w:rPr>
+              <w:t>명칭</w:t>
+            </w:r>
+          </w:p>
+        </w:tc>
+        <w:tc>
+          <w:tcPr>
+            <w:tcW w:w="1062" w:type="dxa"/>
+          </w:tcPr>
+          <w:p>
+            <w:pPr>
+              <w:pStyle w:val="a4"/>
+              <w:jc w:val="center"/>
+              <w:rPr>
+                <w:sz w:val="16"/>
+                <w:szCs w:val="18"/>
+              </w:rPr>
+            </w:pPr>
+            <w:r>
+              <w:rPr>
+                <w:rFonts w:hint="eastAsia"/>
+                <w:b/>
+                <w:bCs/>
+                <w:sz w:val="18"/>
+                <w:szCs w:val="20"/>
+              </w:rPr>
+              <w:t>길이(s)</w:t>
+            </w:r>
+          </w:p>
+        </w:tc>
+        <w:tc>
+          <w:tcPr>
+            <w:tcW w:w="1511" w:type="dxa"/>
+          </w:tcPr>
+          <w:p>
+            <w:pPr>
+              <w:pStyle w:val="a4"/>
+              <w:jc w:val="center"/>
+              <w:rPr>
+                <w:sz w:val="16"/>
+                <w:szCs w:val="18"/>
+              </w:rPr>
+            </w:pPr>
+            <w:r>
+              <w:rPr>
+                <w:rFonts w:hint="eastAsia"/>
+                <w:b/>
+                <w:bCs/>
+                <w:sz w:val="18"/>
+                <w:szCs w:val="20"/>
+              </w:rPr>
+              <w:t>음성상 소리</w:t>
+            </w:r>
+          </w:p>
+        </w:tc>
+        <w:tc>
+          <w:tcPr>
+            <w:tcW w:w="2743" w:type="dxa"/>
+          </w:tcPr>
+          <w:p>
+            <w:pPr>
+              <w:pStyle w:val="a4"/>
+              <w:jc w:val="center"/>
+              <w:rPr>
+                <w:sz w:val="16"/>
+                <w:szCs w:val="18"/>
+              </w:rPr>
+            </w:pPr>
+            <w:r>
+              <w:rPr>
+                <w:rFonts w:hint="eastAsia"/>
+                <w:b/>
+                <w:bCs/>
+                <w:sz w:val="18"/>
+                <w:szCs w:val="20"/>
+              </w:rPr>
+              <w:t>사용처</w:t>
+            </w:r>
+          </w:p>
+        </w:tc>
+        <w:tc>
+          <w:tcPr>
+            <w:tcW w:w="4099" w:type="dxa"/>
+          </w:tcPr>
+          <w:p>
+            <w:pPr>
+              <w:pStyle w:val="a4"/>
+              <w:jc w:val="center"/>
+              <w:rPr>
+                <w:sz w:val="16"/>
+                <w:szCs w:val="18"/>
+              </w:rPr>
+            </w:pPr>
+            <w:r>
+              <w:rPr>
+                <w:rFonts w:hint="eastAsia"/>
+                <w:b/>
+                <w:bCs/>
+                <w:sz w:val="18"/>
+                <w:szCs w:val="20"/>
+              </w:rPr>
+              <w:t>설명</w:t>
+            </w:r>
+          </w:p>
+        </w:tc>
+      </w:tr>
+      <w:tr>
+        <w:tc>
+          <w:tcPr>
+            <w:tcW w:w="1058" w:type="dxa"/>
+          </w:tcPr>
+          <w:p>
+            <w:pPr>
+              <w:pStyle w:val="a4"/>
+              <w:rPr>
+                <w:rFonts w:hint="eastAsia"/>
+                <w:sz w:val="16"/>
+                <w:szCs w:val="18"/>
+              </w:rPr>
+            </w:pPr>
+            <w:r>
+              <w:rPr>
+                <w:rFonts w:hint="eastAsia"/>
+                <w:sz w:val="16"/>
+                <w:szCs w:val="18"/>
+              </w:rPr>
+              <w:t>조작음</w:t>
+            </w:r>
+          </w:p>
+        </w:tc>
+        <w:tc>
+          <w:tcPr>
+            <w:tcW w:w="1062" w:type="dxa"/>
+          </w:tcPr>
+          <w:p>
+            <w:pPr>
+              <w:pStyle w:val="a4"/>
+              <w:rPr>
+                <w:sz w:val="16"/>
+                <w:szCs w:val="18"/>
+              </w:rPr>
+            </w:pPr>
+            <w:r>
+              <w:rPr>
+                <w:rFonts w:hint="eastAsia"/>
+                <w:sz w:val="16"/>
+                <w:szCs w:val="18"/>
+              </w:rPr>
+              <w:t>0.</w:t>
+            </w:r>
+            <w:r>
+              <w:rPr>
+                <w:rFonts w:hint="eastAsia"/>
+                <w:sz w:val="16"/>
+                <w:szCs w:val="18"/>
+              </w:rPr>
+              <w:t>2</w:t>
+            </w:r>
+          </w:p>
+        </w:tc>
+        <w:tc>
+          <w:tcPr>
+            <w:tcW w:w="1511" w:type="dxa"/>
+          </w:tcPr>
+          <w:p>
+            <w:pPr>
+              <w:pStyle w:val="a4"/>
+              <w:rPr>
+                <w:sz w:val="16"/>
+                <w:szCs w:val="18"/>
+              </w:rPr>
+            </w:pPr>
+            <w:r>
+              <w:rPr>
+                <w:rFonts w:hint="eastAsia"/>
+                <w:sz w:val="16"/>
+                <w:szCs w:val="18"/>
+              </w:rPr>
+              <w:t>딸</w:t>
+            </w:r>
+            <w:r>
+              <w:rPr>
+                <w:rFonts w:hint="eastAsia"/>
+                <w:sz w:val="16"/>
+                <w:szCs w:val="18"/>
+              </w:rPr>
+              <w:t>깍</w:t>
+            </w:r>
+          </w:p>
+        </w:tc>
+        <w:tc>
+          <w:tcPr>
+            <w:tcW w:w="2743" w:type="dxa"/>
+          </w:tcPr>
+          <w:p>
+            <w:pPr>
+              <w:pStyle w:val="a4"/>
+              <w:rPr>
+                <w:sz w:val="16"/>
+                <w:szCs w:val="18"/>
+              </w:rPr>
+            </w:pPr>
+            <w:r>
+              <w:rPr>
+                <w:rFonts w:hint="eastAsia"/>
+                <w:sz w:val="16"/>
+                <w:szCs w:val="18"/>
+              </w:rPr>
+              <w:t>캐릭터 피격시</w:t>
+            </w:r>
+          </w:p>
+        </w:tc>
+        <w:tc>
+          <w:tcPr>
+            <w:tcW w:w="4099" w:type="dxa"/>
+          </w:tcPr>
+          <w:p>
+            <w:pPr>
+              <w:pStyle w:val="a4"/>
+              <w:rPr>
+                <w:sz w:val="16"/>
+                <w:szCs w:val="18"/>
+              </w:rPr>
+            </w:pPr>
+            <w:r>
+              <w:rPr>
+                <w:rFonts w:hint="eastAsia"/>
+                <w:sz w:val="16"/>
+                <w:szCs w:val="18"/>
+              </w:rPr>
+              <w:t>옷섬이 베이는 바람소리</w:t>
+            </w:r>
+          </w:p>
+          <w:p>
+            <w:pPr>
+              <w:pStyle w:val="a4"/>
+              <w:rPr>
+                <w:sz w:val="16"/>
+                <w:szCs w:val="18"/>
+              </w:rPr>
+            </w:pPr>
+            <w:r>
+              <w:rPr>
+                <w:rFonts w:hint="eastAsia"/>
+                <w:sz w:val="16"/>
+                <w:szCs w:val="18"/>
+              </w:rPr>
+              <w:t>신음과 함께 재생</w:t>
+            </w:r>
+          </w:p>
+        </w:tc>
+      </w:tr>
+    </w:tbl>
+    <w:p>
+      <w:pPr>
+        <w:pStyle w:val="a4"/>
+      </w:pPr>
+    </w:p>
+    <w:p>
+      <w:pPr>
+        <w:pStyle w:val="a4"/>
+      </w:pPr>
+    </w:p>
+    <w:p>
+      <w:pPr>
+        <w:pStyle w:val="a4"/>
+        <w:rPr>
+          <w:rFonts w:hint="eastAsia"/>
+        </w:rPr>
       </w:pPr>
     </w:p>
     <w:sectPr>
